--- a/samples/output/physics-book.docx
+++ b/samples/output/physics-book.docx
@@ -1677,7 +1677,7 @@
           <w:b w:val="0"/>
           <w:sz w:val="24"/>
         </w:rPr>
-        <w:t>$ PV = n kT $</w:t>
+        <w:t>$ PV = nkT $</w:t>
       </w:r>
       <w:r>
         <w:rPr>
